--- a/course_development/active_inference_ms/04_code_create/05_action/output/study-guides/05_action-practice_quiz.docx
+++ b/course_development/active_inference_ms/04_code_create/05_action/output/study-guides/05_action-practice_quiz.docx
@@ -27,7 +27,7 @@
     </w:p>
     <w:p>
       <w:r>
-        <w:t>In Ms, Action is best described as:</w:t>
+        <w:t>In Middle School, Action is best described as:</w:t>
         <w:br/>
         <w:t>A) A static property</w:t>
         <w:br/>
